--- a/Lab8_TB01981.docx
+++ b/Lab8_TB01981.docx
@@ -23,6 +23,173 @@
         </w:rPr>
         <w:t>Dãy 2: Quản lý sản phẩm</w:t>
       </w:r>
+    </w:p>
+    <w:p>
+      <w:pPr>
+        <w:jc w:val="center"/>
+        <w:rPr>
+          <w:rFonts w:ascii="Times New Roman" w:hAnsi="Times New Roman" w:cs="Times New Roman"/>
+          <w:b/>
+          <w:bCs/>
+          <w:sz w:val="30"/>
+          <w:szCs w:val="30"/>
+        </w:rPr>
+      </w:pPr>
+      <w:r>
+        <w:rPr>
+          <w:noProof/>
+        </w:rPr>
+        <w:drawing>
+          <wp:inline distT="0" distB="0" distL="0" distR="0" wp14:anchorId="3DC90B35" wp14:editId="706DAE09">
+            <wp:extent cx="5943600" cy="3458845"/>
+            <wp:effectExtent l="0" t="0" r="0" b="0"/>
+            <wp:docPr id="2" name="Picture 2"/>
+            <wp:cNvGraphicFramePr>
+              <a:graphicFrameLocks xmlns:a="http://schemas.openxmlformats.org/drawingml/2006/main" noChangeAspect="1"/>
+            </wp:cNvGraphicFramePr>
+            <a:graphic xmlns:a="http://schemas.openxmlformats.org/drawingml/2006/main">
+              <a:graphicData uri="http://schemas.openxmlformats.org/drawingml/2006/picture">
+                <pic:pic xmlns:pic="http://schemas.openxmlformats.org/drawingml/2006/picture">
+                  <pic:nvPicPr>
+                    <pic:cNvPr id="0" name="Picture 6"/>
+                    <pic:cNvPicPr>
+                      <a:picLocks noChangeAspect="1" noChangeArrowheads="1"/>
+                    </pic:cNvPicPr>
+                  </pic:nvPicPr>
+                  <pic:blipFill>
+                    <a:blip r:embed="rId4">
+                      <a:extLst>
+                        <a:ext uri="{28A0092B-C50C-407E-A947-70E740481C1C}">
+                          <a14:useLocalDpi xmlns:a14="http://schemas.microsoft.com/office/drawing/2010/main" val="0"/>
+                        </a:ext>
+                      </a:extLst>
+                    </a:blip>
+                    <a:srcRect/>
+                    <a:stretch>
+                      <a:fillRect/>
+                    </a:stretch>
+                  </pic:blipFill>
+                  <pic:spPr bwMode="auto">
+                    <a:xfrm>
+                      <a:off x="0" y="0"/>
+                      <a:ext cx="5943600" cy="3458845"/>
+                    </a:xfrm>
+                    <a:prstGeom prst="rect">
+                      <a:avLst/>
+                    </a:prstGeom>
+                    <a:noFill/>
+                    <a:ln>
+                      <a:noFill/>
+                    </a:ln>
+                  </pic:spPr>
+                </pic:pic>
+              </a:graphicData>
+            </a:graphic>
+          </wp:inline>
+        </w:drawing>
+      </w:r>
+    </w:p>
+    <w:p>
+      <w:pPr>
+        <w:jc w:val="center"/>
+        <w:rPr>
+          <w:rFonts w:ascii="Times New Roman" w:hAnsi="Times New Roman" w:cs="Times New Roman"/>
+          <w:b/>
+          <w:bCs/>
+          <w:sz w:val="30"/>
+          <w:szCs w:val="30"/>
+        </w:rPr>
+      </w:pPr>
+      <w:r>
+        <w:rPr>
+          <w:noProof/>
+        </w:rPr>
+        <w:lastRenderedPageBreak/>
+        <w:drawing>
+          <wp:inline distT="0" distB="0" distL="0" distR="0" wp14:anchorId="3C78CE17" wp14:editId="68D94A31">
+            <wp:extent cx="5943600" cy="5679440"/>
+            <wp:effectExtent l="0" t="0" r="0" b="0"/>
+            <wp:docPr id="5" name="Picture 5"/>
+            <wp:cNvGraphicFramePr>
+              <a:graphicFrameLocks xmlns:a="http://schemas.openxmlformats.org/drawingml/2006/main" noChangeAspect="1"/>
+            </wp:cNvGraphicFramePr>
+            <a:graphic xmlns:a="http://schemas.openxmlformats.org/drawingml/2006/main">
+              <a:graphicData uri="http://schemas.openxmlformats.org/drawingml/2006/picture">
+                <pic:pic xmlns:pic="http://schemas.openxmlformats.org/drawingml/2006/picture">
+                  <pic:nvPicPr>
+                    <pic:cNvPr id="0" name="Picture 12"/>
+                    <pic:cNvPicPr>
+                      <a:picLocks noChangeAspect="1" noChangeArrowheads="1"/>
+                    </pic:cNvPicPr>
+                  </pic:nvPicPr>
+                  <pic:blipFill>
+                    <a:blip r:embed="rId5">
+                      <a:extLst>
+                        <a:ext uri="{28A0092B-C50C-407E-A947-70E740481C1C}">
+                          <a14:useLocalDpi xmlns:a14="http://schemas.microsoft.com/office/drawing/2010/main" val="0"/>
+                        </a:ext>
+                      </a:extLst>
+                    </a:blip>
+                    <a:srcRect/>
+                    <a:stretch>
+                      <a:fillRect/>
+                    </a:stretch>
+                  </pic:blipFill>
+                  <pic:spPr bwMode="auto">
+                    <a:xfrm>
+                      <a:off x="0" y="0"/>
+                      <a:ext cx="5943600" cy="5679440"/>
+                    </a:xfrm>
+                    <a:prstGeom prst="rect">
+                      <a:avLst/>
+                    </a:prstGeom>
+                    <a:noFill/>
+                    <a:ln>
+                      <a:noFill/>
+                    </a:ln>
+                  </pic:spPr>
+                </pic:pic>
+              </a:graphicData>
+            </a:graphic>
+          </wp:inline>
+        </w:drawing>
+      </w:r>
+    </w:p>
+    <w:p>
+      <w:pPr>
+        <w:jc w:val="center"/>
+        <w:rPr>
+          <w:rFonts w:ascii="Times New Roman" w:hAnsi="Times New Roman" w:cs="Times New Roman"/>
+          <w:b/>
+          <w:bCs/>
+          <w:sz w:val="30"/>
+          <w:szCs w:val="30"/>
+        </w:rPr>
+      </w:pPr>
+    </w:p>
+    <w:p>
+      <w:pPr>
+        <w:jc w:val="center"/>
+        <w:rPr>
+          <w:rFonts w:ascii="Times New Roman" w:hAnsi="Times New Roman" w:cs="Times New Roman"/>
+          <w:b/>
+          <w:bCs/>
+          <w:sz w:val="30"/>
+          <w:szCs w:val="30"/>
+        </w:rPr>
+      </w:pPr>
+    </w:p>
+    <w:p>
+      <w:pPr>
+        <w:jc w:val="center"/>
+        <w:rPr>
+          <w:rFonts w:ascii="Times New Roman" w:hAnsi="Times New Roman" w:cs="Times New Roman"/>
+          <w:b/>
+          <w:bCs/>
+          <w:sz w:val="30"/>
+          <w:szCs w:val="30"/>
+        </w:rPr>
+      </w:pPr>
     </w:p>
     <w:sectPr>
       <w:pgSz w:w="12240" w:h="15840"/>

--- a/Lab8_TB01981.docx
+++ b/Lab8_TB01981.docx
@@ -139,6 +139,514 @@
                     <a:xfrm>
                       <a:off x="0" y="0"/>
                       <a:ext cx="5943600" cy="5679440"/>
+                    </a:xfrm>
+                    <a:prstGeom prst="rect">
+                      <a:avLst/>
+                    </a:prstGeom>
+                    <a:noFill/>
+                    <a:ln>
+                      <a:noFill/>
+                    </a:ln>
+                  </pic:spPr>
+                </pic:pic>
+              </a:graphicData>
+            </a:graphic>
+          </wp:inline>
+        </w:drawing>
+      </w:r>
+    </w:p>
+    <w:p>
+      <w:pPr>
+        <w:jc w:val="center"/>
+        <w:rPr>
+          <w:rFonts w:ascii="Times New Roman" w:hAnsi="Times New Roman" w:cs="Times New Roman"/>
+          <w:b/>
+          <w:bCs/>
+          <w:sz w:val="30"/>
+          <w:szCs w:val="30"/>
+        </w:rPr>
+      </w:pPr>
+      <w:r>
+        <w:rPr>
+          <w:noProof/>
+        </w:rPr>
+        <w:lastRenderedPageBreak/>
+        <w:drawing>
+          <wp:inline distT="0" distB="0" distL="0" distR="0" wp14:anchorId="33D196E3" wp14:editId="280AAADB">
+            <wp:extent cx="5943600" cy="5962015"/>
+            <wp:effectExtent l="0" t="0" r="0" b="0"/>
+            <wp:docPr id="6" name="Picture 6"/>
+            <wp:cNvGraphicFramePr>
+              <a:graphicFrameLocks xmlns:a="http://schemas.openxmlformats.org/drawingml/2006/main" noChangeAspect="1"/>
+            </wp:cNvGraphicFramePr>
+            <a:graphic xmlns:a="http://schemas.openxmlformats.org/drawingml/2006/main">
+              <a:graphicData uri="http://schemas.openxmlformats.org/drawingml/2006/picture">
+                <pic:pic xmlns:pic="http://schemas.openxmlformats.org/drawingml/2006/picture">
+                  <pic:nvPicPr>
+                    <pic:cNvPr id="0" name="Picture 14"/>
+                    <pic:cNvPicPr>
+                      <a:picLocks noChangeAspect="1" noChangeArrowheads="1"/>
+                    </pic:cNvPicPr>
+                  </pic:nvPicPr>
+                  <pic:blipFill>
+                    <a:blip r:embed="rId6">
+                      <a:extLst>
+                        <a:ext uri="{28A0092B-C50C-407E-A947-70E740481C1C}">
+                          <a14:useLocalDpi xmlns:a14="http://schemas.microsoft.com/office/drawing/2010/main" val="0"/>
+                        </a:ext>
+                      </a:extLst>
+                    </a:blip>
+                    <a:srcRect/>
+                    <a:stretch>
+                      <a:fillRect/>
+                    </a:stretch>
+                  </pic:blipFill>
+                  <pic:spPr bwMode="auto">
+                    <a:xfrm>
+                      <a:off x="0" y="0"/>
+                      <a:ext cx="5943600" cy="5962015"/>
+                    </a:xfrm>
+                    <a:prstGeom prst="rect">
+                      <a:avLst/>
+                    </a:prstGeom>
+                    <a:noFill/>
+                    <a:ln>
+                      <a:noFill/>
+                    </a:ln>
+                  </pic:spPr>
+                </pic:pic>
+              </a:graphicData>
+            </a:graphic>
+          </wp:inline>
+        </w:drawing>
+      </w:r>
+    </w:p>
+    <w:p>
+      <w:pPr>
+        <w:jc w:val="center"/>
+        <w:rPr>
+          <w:rFonts w:ascii="Times New Roman" w:hAnsi="Times New Roman" w:cs="Times New Roman"/>
+          <w:b/>
+          <w:bCs/>
+          <w:sz w:val="30"/>
+          <w:szCs w:val="30"/>
+        </w:rPr>
+      </w:pPr>
+      <w:r>
+        <w:rPr>
+          <w:noProof/>
+        </w:rPr>
+        <w:lastRenderedPageBreak/>
+        <w:drawing>
+          <wp:inline distT="0" distB="0" distL="0" distR="0" wp14:anchorId="6191B0E0" wp14:editId="1452866F">
+            <wp:extent cx="5943600" cy="6477635"/>
+            <wp:effectExtent l="0" t="0" r="0" b="0"/>
+            <wp:docPr id="7" name="Picture 7"/>
+            <wp:cNvGraphicFramePr>
+              <a:graphicFrameLocks xmlns:a="http://schemas.openxmlformats.org/drawingml/2006/main" noChangeAspect="1"/>
+            </wp:cNvGraphicFramePr>
+            <a:graphic xmlns:a="http://schemas.openxmlformats.org/drawingml/2006/main">
+              <a:graphicData uri="http://schemas.openxmlformats.org/drawingml/2006/picture">
+                <pic:pic xmlns:pic="http://schemas.openxmlformats.org/drawingml/2006/picture">
+                  <pic:nvPicPr>
+                    <pic:cNvPr id="0" name="Picture 16"/>
+                    <pic:cNvPicPr>
+                      <a:picLocks noChangeAspect="1" noChangeArrowheads="1"/>
+                    </pic:cNvPicPr>
+                  </pic:nvPicPr>
+                  <pic:blipFill>
+                    <a:blip r:embed="rId7">
+                      <a:extLst>
+                        <a:ext uri="{28A0092B-C50C-407E-A947-70E740481C1C}">
+                          <a14:useLocalDpi xmlns:a14="http://schemas.microsoft.com/office/drawing/2010/main" val="0"/>
+                        </a:ext>
+                      </a:extLst>
+                    </a:blip>
+                    <a:srcRect/>
+                    <a:stretch>
+                      <a:fillRect/>
+                    </a:stretch>
+                  </pic:blipFill>
+                  <pic:spPr bwMode="auto">
+                    <a:xfrm>
+                      <a:off x="0" y="0"/>
+                      <a:ext cx="5943600" cy="6477635"/>
+                    </a:xfrm>
+                    <a:prstGeom prst="rect">
+                      <a:avLst/>
+                    </a:prstGeom>
+                    <a:noFill/>
+                    <a:ln>
+                      <a:noFill/>
+                    </a:ln>
+                  </pic:spPr>
+                </pic:pic>
+              </a:graphicData>
+            </a:graphic>
+          </wp:inline>
+        </w:drawing>
+      </w:r>
+    </w:p>
+    <w:p>
+      <w:pPr>
+        <w:jc w:val="center"/>
+        <w:rPr>
+          <w:rFonts w:ascii="Times New Roman" w:hAnsi="Times New Roman" w:cs="Times New Roman"/>
+          <w:b/>
+          <w:bCs/>
+          <w:sz w:val="30"/>
+          <w:szCs w:val="30"/>
+        </w:rPr>
+      </w:pPr>
+      <w:r>
+        <w:rPr>
+          <w:noProof/>
+        </w:rPr>
+        <w:lastRenderedPageBreak/>
+        <w:drawing>
+          <wp:inline distT="0" distB="0" distL="0" distR="0" wp14:anchorId="173C2AD2" wp14:editId="397D9D60">
+            <wp:extent cx="5943600" cy="5427980"/>
+            <wp:effectExtent l="0" t="0" r="0" b="0"/>
+            <wp:docPr id="8" name="Picture 8"/>
+            <wp:cNvGraphicFramePr>
+              <a:graphicFrameLocks xmlns:a="http://schemas.openxmlformats.org/drawingml/2006/main" noChangeAspect="1"/>
+            </wp:cNvGraphicFramePr>
+            <a:graphic xmlns:a="http://schemas.openxmlformats.org/drawingml/2006/main">
+              <a:graphicData uri="http://schemas.openxmlformats.org/drawingml/2006/picture">
+                <pic:pic xmlns:pic="http://schemas.openxmlformats.org/drawingml/2006/picture">
+                  <pic:nvPicPr>
+                    <pic:cNvPr id="0" name="Picture 18"/>
+                    <pic:cNvPicPr>
+                      <a:picLocks noChangeAspect="1" noChangeArrowheads="1"/>
+                    </pic:cNvPicPr>
+                  </pic:nvPicPr>
+                  <pic:blipFill>
+                    <a:blip r:embed="rId8">
+                      <a:extLst>
+                        <a:ext uri="{28A0092B-C50C-407E-A947-70E740481C1C}">
+                          <a14:useLocalDpi xmlns:a14="http://schemas.microsoft.com/office/drawing/2010/main" val="0"/>
+                        </a:ext>
+                      </a:extLst>
+                    </a:blip>
+                    <a:srcRect/>
+                    <a:stretch>
+                      <a:fillRect/>
+                    </a:stretch>
+                  </pic:blipFill>
+                  <pic:spPr bwMode="auto">
+                    <a:xfrm>
+                      <a:off x="0" y="0"/>
+                      <a:ext cx="5943600" cy="5427980"/>
+                    </a:xfrm>
+                    <a:prstGeom prst="rect">
+                      <a:avLst/>
+                    </a:prstGeom>
+                    <a:noFill/>
+                    <a:ln>
+                      <a:noFill/>
+                    </a:ln>
+                  </pic:spPr>
+                </pic:pic>
+              </a:graphicData>
+            </a:graphic>
+          </wp:inline>
+        </w:drawing>
+      </w:r>
+    </w:p>
+    <w:p>
+      <w:pPr>
+        <w:jc w:val="center"/>
+        <w:rPr>
+          <w:rFonts w:ascii="Times New Roman" w:hAnsi="Times New Roman" w:cs="Times New Roman"/>
+          <w:b/>
+          <w:bCs/>
+          <w:sz w:val="30"/>
+          <w:szCs w:val="30"/>
+        </w:rPr>
+      </w:pPr>
+    </w:p>
+    <w:p>
+      <w:pPr>
+        <w:jc w:val="center"/>
+        <w:rPr>
+          <w:rFonts w:ascii="Times New Roman" w:hAnsi="Times New Roman" w:cs="Times New Roman"/>
+          <w:b/>
+          <w:bCs/>
+          <w:sz w:val="30"/>
+          <w:szCs w:val="30"/>
+        </w:rPr>
+      </w:pPr>
+    </w:p>
+    <w:p>
+      <w:pPr>
+        <w:jc w:val="center"/>
+        <w:rPr>
+          <w:rFonts w:ascii="Times New Roman" w:hAnsi="Times New Roman" w:cs="Times New Roman"/>
+          <w:b/>
+          <w:bCs/>
+          <w:sz w:val="30"/>
+          <w:szCs w:val="30"/>
+        </w:rPr>
+      </w:pPr>
+      <w:r>
+        <w:rPr>
+          <w:rFonts w:ascii="Times New Roman" w:hAnsi="Times New Roman" w:cs="Times New Roman"/>
+          <w:b/>
+          <w:bCs/>
+          <w:sz w:val="30"/>
+          <w:szCs w:val="30"/>
+        </w:rPr>
+        <w:t>ACTIVITY</w:t>
+      </w:r>
+    </w:p>
+    <w:p>
+      <w:pPr>
+        <w:jc w:val="center"/>
+        <w:rPr>
+          <w:rFonts w:ascii="Times New Roman" w:hAnsi="Times New Roman" w:cs="Times New Roman"/>
+          <w:b/>
+          <w:bCs/>
+          <w:sz w:val="30"/>
+          <w:szCs w:val="30"/>
+        </w:rPr>
+      </w:pPr>
+      <w:r>
+        <w:rPr>
+          <w:noProof/>
+        </w:rPr>
+        <w:lastRenderedPageBreak/>
+        <w:drawing>
+          <wp:inline distT="0" distB="0" distL="0" distR="0" wp14:anchorId="1F50F7DD" wp14:editId="691BD407">
+            <wp:extent cx="5943600" cy="6065520"/>
+            <wp:effectExtent l="0" t="0" r="0" b="0"/>
+            <wp:docPr id="9" name="Picture 9"/>
+            <wp:cNvGraphicFramePr>
+              <a:graphicFrameLocks xmlns:a="http://schemas.openxmlformats.org/drawingml/2006/main" noChangeAspect="1"/>
+            </wp:cNvGraphicFramePr>
+            <a:graphic xmlns:a="http://schemas.openxmlformats.org/drawingml/2006/main">
+              <a:graphicData uri="http://schemas.openxmlformats.org/drawingml/2006/picture">
+                <pic:pic xmlns:pic="http://schemas.openxmlformats.org/drawingml/2006/picture">
+                  <pic:nvPicPr>
+                    <pic:cNvPr id="0" name="Picture 20"/>
+                    <pic:cNvPicPr>
+                      <a:picLocks noChangeAspect="1" noChangeArrowheads="1"/>
+                    </pic:cNvPicPr>
+                  </pic:nvPicPr>
+                  <pic:blipFill>
+                    <a:blip r:embed="rId9">
+                      <a:extLst>
+                        <a:ext uri="{28A0092B-C50C-407E-A947-70E740481C1C}">
+                          <a14:useLocalDpi xmlns:a14="http://schemas.microsoft.com/office/drawing/2010/main" val="0"/>
+                        </a:ext>
+                      </a:extLst>
+                    </a:blip>
+                    <a:srcRect/>
+                    <a:stretch>
+                      <a:fillRect/>
+                    </a:stretch>
+                  </pic:blipFill>
+                  <pic:spPr bwMode="auto">
+                    <a:xfrm>
+                      <a:off x="0" y="0"/>
+                      <a:ext cx="5943600" cy="6065520"/>
+                    </a:xfrm>
+                    <a:prstGeom prst="rect">
+                      <a:avLst/>
+                    </a:prstGeom>
+                    <a:noFill/>
+                    <a:ln>
+                      <a:noFill/>
+                    </a:ln>
+                  </pic:spPr>
+                </pic:pic>
+              </a:graphicData>
+            </a:graphic>
+          </wp:inline>
+        </w:drawing>
+      </w:r>
+    </w:p>
+    <w:p>
+      <w:pPr>
+        <w:jc w:val="center"/>
+        <w:rPr>
+          <w:rFonts w:ascii="Times New Roman" w:hAnsi="Times New Roman" w:cs="Times New Roman"/>
+          <w:b/>
+          <w:bCs/>
+          <w:sz w:val="30"/>
+          <w:szCs w:val="30"/>
+        </w:rPr>
+      </w:pPr>
+      <w:r>
+        <w:rPr>
+          <w:noProof/>
+        </w:rPr>
+        <w:lastRenderedPageBreak/>
+        <w:drawing>
+          <wp:inline distT="0" distB="0" distL="0" distR="0" wp14:anchorId="2486148F" wp14:editId="2121B14A">
+            <wp:extent cx="5943600" cy="6065520"/>
+            <wp:effectExtent l="0" t="0" r="0" b="0"/>
+            <wp:docPr id="10" name="Picture 10"/>
+            <wp:cNvGraphicFramePr>
+              <a:graphicFrameLocks xmlns:a="http://schemas.openxmlformats.org/drawingml/2006/main" noChangeAspect="1"/>
+            </wp:cNvGraphicFramePr>
+            <a:graphic xmlns:a="http://schemas.openxmlformats.org/drawingml/2006/main">
+              <a:graphicData uri="http://schemas.openxmlformats.org/drawingml/2006/picture">
+                <pic:pic xmlns:pic="http://schemas.openxmlformats.org/drawingml/2006/picture">
+                  <pic:nvPicPr>
+                    <pic:cNvPr id="0" name="Picture 22"/>
+                    <pic:cNvPicPr>
+                      <a:picLocks noChangeAspect="1" noChangeArrowheads="1"/>
+                    </pic:cNvPicPr>
+                  </pic:nvPicPr>
+                  <pic:blipFill>
+                    <a:blip r:embed="rId10">
+                      <a:extLst>
+                        <a:ext uri="{28A0092B-C50C-407E-A947-70E740481C1C}">
+                          <a14:useLocalDpi xmlns:a14="http://schemas.microsoft.com/office/drawing/2010/main" val="0"/>
+                        </a:ext>
+                      </a:extLst>
+                    </a:blip>
+                    <a:srcRect/>
+                    <a:stretch>
+                      <a:fillRect/>
+                    </a:stretch>
+                  </pic:blipFill>
+                  <pic:spPr bwMode="auto">
+                    <a:xfrm>
+                      <a:off x="0" y="0"/>
+                      <a:ext cx="5943600" cy="6065520"/>
+                    </a:xfrm>
+                    <a:prstGeom prst="rect">
+                      <a:avLst/>
+                    </a:prstGeom>
+                    <a:noFill/>
+                    <a:ln>
+                      <a:noFill/>
+                    </a:ln>
+                  </pic:spPr>
+                </pic:pic>
+              </a:graphicData>
+            </a:graphic>
+          </wp:inline>
+        </w:drawing>
+      </w:r>
+    </w:p>
+    <w:p>
+      <w:pPr>
+        <w:jc w:val="center"/>
+        <w:rPr>
+          <w:rFonts w:ascii="Times New Roman" w:hAnsi="Times New Roman" w:cs="Times New Roman"/>
+          <w:b/>
+          <w:bCs/>
+          <w:sz w:val="30"/>
+          <w:szCs w:val="30"/>
+        </w:rPr>
+      </w:pPr>
+      <w:r>
+        <w:rPr>
+          <w:noProof/>
+        </w:rPr>
+        <w:lastRenderedPageBreak/>
+        <w:drawing>
+          <wp:inline distT="0" distB="0" distL="0" distR="0" wp14:anchorId="3A1246AE" wp14:editId="1F79AEE1">
+            <wp:extent cx="5943600" cy="5515610"/>
+            <wp:effectExtent l="0" t="0" r="0" b="0"/>
+            <wp:docPr id="11" name="Picture 11"/>
+            <wp:cNvGraphicFramePr>
+              <a:graphicFrameLocks xmlns:a="http://schemas.openxmlformats.org/drawingml/2006/main" noChangeAspect="1"/>
+            </wp:cNvGraphicFramePr>
+            <a:graphic xmlns:a="http://schemas.openxmlformats.org/drawingml/2006/main">
+              <a:graphicData uri="http://schemas.openxmlformats.org/drawingml/2006/picture">
+                <pic:pic xmlns:pic="http://schemas.openxmlformats.org/drawingml/2006/picture">
+                  <pic:nvPicPr>
+                    <pic:cNvPr id="0" name="Picture 28"/>
+                    <pic:cNvPicPr>
+                      <a:picLocks noChangeAspect="1" noChangeArrowheads="1"/>
+                    </pic:cNvPicPr>
+                  </pic:nvPicPr>
+                  <pic:blipFill>
+                    <a:blip r:embed="rId11">
+                      <a:extLst>
+                        <a:ext uri="{28A0092B-C50C-407E-A947-70E740481C1C}">
+                          <a14:useLocalDpi xmlns:a14="http://schemas.microsoft.com/office/drawing/2010/main" val="0"/>
+                        </a:ext>
+                      </a:extLst>
+                    </a:blip>
+                    <a:srcRect/>
+                    <a:stretch>
+                      <a:fillRect/>
+                    </a:stretch>
+                  </pic:blipFill>
+                  <pic:spPr bwMode="auto">
+                    <a:xfrm>
+                      <a:off x="0" y="0"/>
+                      <a:ext cx="5943600" cy="5515610"/>
+                    </a:xfrm>
+                    <a:prstGeom prst="rect">
+                      <a:avLst/>
+                    </a:prstGeom>
+                    <a:noFill/>
+                    <a:ln>
+                      <a:noFill/>
+                    </a:ln>
+                  </pic:spPr>
+                </pic:pic>
+              </a:graphicData>
+            </a:graphic>
+          </wp:inline>
+        </w:drawing>
+      </w:r>
+    </w:p>
+    <w:p>
+      <w:pPr>
+        <w:jc w:val="center"/>
+        <w:rPr>
+          <w:rFonts w:ascii="Times New Roman" w:hAnsi="Times New Roman" w:cs="Times New Roman"/>
+          <w:b/>
+          <w:bCs/>
+          <w:sz w:val="30"/>
+          <w:szCs w:val="30"/>
+        </w:rPr>
+      </w:pPr>
+      <w:r>
+        <w:rPr>
+          <w:noProof/>
+        </w:rPr>
+        <w:lastRenderedPageBreak/>
+        <w:drawing>
+          <wp:inline distT="0" distB="0" distL="0" distR="0" wp14:anchorId="34146954" wp14:editId="2F1585FC">
+            <wp:extent cx="5943600" cy="6003925"/>
+            <wp:effectExtent l="0" t="0" r="0" b="0"/>
+            <wp:docPr id="12" name="Picture 12"/>
+            <wp:cNvGraphicFramePr>
+              <a:graphicFrameLocks xmlns:a="http://schemas.openxmlformats.org/drawingml/2006/main" noChangeAspect="1"/>
+            </wp:cNvGraphicFramePr>
+            <a:graphic xmlns:a="http://schemas.openxmlformats.org/drawingml/2006/main">
+              <a:graphicData uri="http://schemas.openxmlformats.org/drawingml/2006/picture">
+                <pic:pic xmlns:pic="http://schemas.openxmlformats.org/drawingml/2006/picture">
+                  <pic:nvPicPr>
+                    <pic:cNvPr id="0" name="Picture 30"/>
+                    <pic:cNvPicPr>
+                      <a:picLocks noChangeAspect="1" noChangeArrowheads="1"/>
+                    </pic:cNvPicPr>
+                  </pic:nvPicPr>
+                  <pic:blipFill>
+                    <a:blip r:embed="rId12">
+                      <a:extLst>
+                        <a:ext uri="{28A0092B-C50C-407E-A947-70E740481C1C}">
+                          <a14:useLocalDpi xmlns:a14="http://schemas.microsoft.com/office/drawing/2010/main" val="0"/>
+                        </a:ext>
+                      </a:extLst>
+                    </a:blip>
+                    <a:srcRect/>
+                    <a:stretch>
+                      <a:fillRect/>
+                    </a:stretch>
+                  </pic:blipFill>
+                  <pic:spPr bwMode="auto">
+                    <a:xfrm>
+                      <a:off x="0" y="0"/>
+                      <a:ext cx="5943600" cy="6003925"/>
                     </a:xfrm>
                     <a:prstGeom prst="rect">
                       <a:avLst/>
